--- a/Session 2 - Formulas, Analysis & Summaries/Exercise.docx
+++ b/Session 2 - Formulas, Analysis & Summaries/Exercise.docx
@@ -13,7 +13,7 @@
           <w:color w:val="6FA63C"/>
           <w:sz w:val="22"/>
         </w:rPr>
-        <w:t>EXERCISE</w:t>
+        <w:t>SESSION 2 EXERCISE</w:t>
       </w:r>
     </w:p>
     <w:p>
@@ -27,7 +27,7 @@
           <w:color w:val="101110"/>
           <w:sz w:val="44"/>
         </w:rPr>
-        <w:t>Session 2 — Exercise: Reproduce an Analysis (and start your capstone)</w:t>
+        <w:t>Session 2 — Take‑Home Exercise</w:t>
       </w:r>
     </w:p>
     <w:p>
@@ -57,7 +57,7 @@
           <w:color w:val="101110"/>
           <w:sz w:val="22"/>
         </w:rPr>
-        <w:t xml:space="preserve"> 30–45 minutes · </w:t>
+        <w:t xml:space="preserve"> about 20 minutes · </w:t>
       </w:r>
       <w:r>
         <w:rPr>
@@ -66,7 +66,7 @@
           <w:color w:val="101110"/>
           <w:sz w:val="22"/>
         </w:rPr>
-        <w:t>Tools:</w:t>
+        <w:t>Tool:</w:t>
       </w:r>
       <w:r>
         <w:rPr>
@@ -74,7 +74,7 @@
           <w:color w:val="101110"/>
           <w:sz w:val="22"/>
         </w:rPr>
-        <w:t xml:space="preserve"> your choice of Formula / Python in Excel / Copilot </w:t>
+        <w:t xml:space="preserve"> Excel formulas (with AI help, like in class) </w:t>
       </w:r>
       <w:r>
         <w:rPr>
@@ -99,7 +99,32 @@
           <w:color w:val="333333"/>
           <w:sz w:val="22"/>
         </w:rPr>
-        <w:t>datasets/session-2/budget-vs-actual.xlsx</w:t>
+        <w:t>Data/budget-vs-actual.xlsx</w:t>
+      </w:r>
+      <w:r>
+        <w:rPr>
+          <w:rFonts w:ascii="Calibri" w:hAnsi="Calibri"/>
+          <w:color w:val="101110"/>
+          <w:sz w:val="22"/>
+        </w:rPr>
+        <w:t xml:space="preserve"> (in this session's folder), the </w:t>
+      </w:r>
+      <w:r>
+        <w:rPr>
+          <w:rFonts w:ascii="Calibri" w:hAnsi="Calibri"/>
+          <w:b/>
+          <w:color w:val="101110"/>
+          <w:sz w:val="22"/>
+        </w:rPr>
+        <w:t>BudgetActual</w:t>
+      </w:r>
+      <w:r>
+        <w:rPr>
+          <w:rFonts w:ascii="Calibri" w:hAnsi="Calibri"/>
+          <w:color w:val="101110"/>
+          <w:sz w:val="22"/>
+        </w:rPr>
+        <w:t xml:space="preserve"> table</w:t>
       </w:r>
     </w:p>
     <w:p>
@@ -112,33 +137,8 @@
           <w:color w:val="101110"/>
           <w:sz w:val="22"/>
         </w:rPr>
-        <w:t xml:space="preserve">The question we answered three ways in class: </w:t>
+        <w:t>This is the same variance work we did together in class — now on your own. Same table, same formulas. Nothing new.</w:t>
       </w:r>
-      <w:r>
-        <w:rPr>
-          <w:rFonts w:ascii="Calibri" w:hAnsi="Calibri"/>
-          <w:b/>
-          <w:color w:val="101110"/>
-          <w:sz w:val="22"/>
-        </w:rPr>
-        <w:t>"Which departments ran over budget, and by how much?"</w:t>
-      </w:r>
-      <w:r>
-        <w:rPr>
-          <w:rFonts w:ascii="Calibri" w:hAnsi="Calibri"/>
-          <w:color w:val="101110"/>
-          <w:sz w:val="22"/>
-        </w:rPr>
-        <w:t xml:space="preserve"> Now reproduce it on your own — using whichever road you want — and prove you can ask AI a good question.</w:t>
-      </w:r>
-    </w:p>
-    <w:p>
-      <w:pPr>
-        <w:spacing w:before="40" w:after="160"/>
-        <w:pBdr>
-          <w:bottom w:val="single" w:sz="18" w:space="1" w:color="B1E882"/>
-        </w:pBdr>
-      </w:pPr>
     </w:p>
     <w:p>
       <w:pPr>
@@ -151,7 +151,7 @@
           <w:color w:val="101110"/>
           <w:sz w:val="30"/>
         </w:rPr>
-        <w:t>Part 1 — Reproduce one road (required)</w:t>
+        <w:t>What to do</w:t>
       </w:r>
     </w:p>
     <w:p>
@@ -164,7 +164,7 @@
           <w:color w:val="101110"/>
           <w:sz w:val="22"/>
         </w:rPr>
-        <w:t xml:space="preserve">Pick </w:t>
+        <w:t xml:space="preserve">On the </w:t>
       </w:r>
       <w:r>
         <w:rPr>
@@ -173,7 +173,7 @@
           <w:color w:val="101110"/>
           <w:sz w:val="22"/>
         </w:rPr>
-        <w:t>one</w:t>
+        <w:t>BudgetActual</w:t>
       </w:r>
       <w:r>
         <w:rPr>
@@ -181,7 +181,146 @@
           <w:color w:val="101110"/>
           <w:sz w:val="22"/>
         </w:rPr>
-        <w:t xml:space="preserve"> and recreate the department-level variance summary:</w:t>
+        <w:t xml:space="preserve"> table, recreate the three columns we built in class:</w:t>
+      </w:r>
+    </w:p>
+    <w:p>
+      <w:pPr>
+        <w:pStyle w:val="ListNumber"/>
+        <w:spacing w:after="40"/>
+        <w:ind w:left="432" w:hanging="259"/>
+      </w:pPr>
+      <w:r>
+        <w:rPr>
+          <w:rFonts w:ascii="Calibri" w:hAnsi="Calibri"/>
+          <w:b/>
+          <w:color w:val="101110"/>
+          <w:sz w:val="22"/>
+        </w:rPr>
+        <w:t>Variance:</w:t>
+      </w:r>
+      <w:r>
+        <w:rPr>
+          <w:rFonts w:ascii="Calibri" w:hAnsi="Calibri"/>
+          <w:color w:val="101110"/>
+          <w:sz w:val="22"/>
+        </w:rPr>
+        <w:t xml:space="preserve"> </w:t>
+      </w:r>
+      <w:r>
+        <w:rPr>
+          <w:rFonts w:ascii="Consolas" w:hAnsi="Consolas"/>
+          <w:color w:val="333333"/>
+          <w:sz w:val="22"/>
+        </w:rPr>
+        <w:t>= [@Actual] - [@Budget]</w:t>
+      </w:r>
+    </w:p>
+    <w:p>
+      <w:pPr>
+        <w:pStyle w:val="ListNumber"/>
+        <w:spacing w:after="40"/>
+        <w:ind w:left="432" w:hanging="259"/>
+      </w:pPr>
+      <w:r>
+        <w:rPr>
+          <w:rFonts w:ascii="Calibri" w:hAnsi="Calibri"/>
+          <w:b/>
+          <w:color w:val="101110"/>
+          <w:sz w:val="22"/>
+        </w:rPr>
+        <w:t>Variance %:</w:t>
+      </w:r>
+      <w:r>
+        <w:rPr>
+          <w:rFonts w:ascii="Calibri" w:hAnsi="Calibri"/>
+          <w:color w:val="101110"/>
+          <w:sz w:val="22"/>
+        </w:rPr>
+        <w:t xml:space="preserve"> </w:t>
+      </w:r>
+      <w:r>
+        <w:rPr>
+          <w:rFonts w:ascii="Consolas" w:hAnsi="Consolas"/>
+          <w:color w:val="333333"/>
+          <w:sz w:val="22"/>
+        </w:rPr>
+        <w:t>= ([@Actual] - [@Budget]) / [@Budget]</w:t>
+      </w:r>
+      <w:r>
+        <w:rPr>
+          <w:rFonts w:ascii="Calibri" w:hAnsi="Calibri"/>
+          <w:color w:val="101110"/>
+          <w:sz w:val="22"/>
+        </w:rPr>
+        <w:t xml:space="preserve"> (format as a percent)</w:t>
+      </w:r>
+    </w:p>
+    <w:p>
+      <w:pPr>
+        <w:pStyle w:val="ListNumber"/>
+        <w:spacing w:after="40"/>
+        <w:ind w:left="432" w:hanging="259"/>
+      </w:pPr>
+      <w:r>
+        <w:rPr>
+          <w:rFonts w:ascii="Calibri" w:hAnsi="Calibri"/>
+          <w:b/>
+          <w:color w:val="101110"/>
+          <w:sz w:val="22"/>
+        </w:rPr>
+        <w:t>% of Budget:</w:t>
+      </w:r>
+      <w:r>
+        <w:rPr>
+          <w:rFonts w:ascii="Calibri" w:hAnsi="Calibri"/>
+          <w:color w:val="101110"/>
+          <w:sz w:val="22"/>
+        </w:rPr>
+        <w:t xml:space="preserve"> </w:t>
+      </w:r>
+      <w:r>
+        <w:rPr>
+          <w:rFonts w:ascii="Consolas" w:hAnsi="Consolas"/>
+          <w:color w:val="333333"/>
+          <w:sz w:val="22"/>
+        </w:rPr>
+        <w:t>= [@Actual] / [@Budget]</w:t>
+      </w:r>
+      <w:r>
+        <w:rPr>
+          <w:rFonts w:ascii="Calibri" w:hAnsi="Calibri"/>
+          <w:color w:val="101110"/>
+          <w:sz w:val="22"/>
+        </w:rPr>
+        <w:t xml:space="preserve"> (format as a percent)</w:t>
+      </w:r>
+    </w:p>
+    <w:p>
+      <w:pPr>
+        <w:spacing w:after="120"/>
+      </w:pPr>
+      <w:r>
+        <w:rPr>
+          <w:rFonts w:ascii="Calibri" w:hAnsi="Calibri"/>
+          <w:color w:val="101110"/>
+          <w:sz w:val="22"/>
+        </w:rPr>
+        <w:t>If you'd like, ask your AI assistant to write any of these for you — exactly how we did it in class — then read the result and check one row by hand.</w:t>
+      </w:r>
+    </w:p>
+    <w:p>
+      <w:pPr>
+        <w:spacing w:before="200" w:after="60"/>
+      </w:pPr>
+      <w:r>
+        <w:rPr>
+          <w:rFonts w:ascii="Calibri" w:hAnsi="Calibri"/>
+          <w:b/>
+          <w:color w:val="101110"/>
+          <w:sz w:val="30"/>
+        </w:rPr>
+        <w:t>Check your work</w:t>
       </w:r>
     </w:p>
     <w:p>
@@ -197,7 +336,7 @@
           <w:color w:val="101110"/>
           <w:sz w:val="22"/>
         </w:rPr>
-        <w:t>Road 1 — Formulas.</w:t>
+        <w:t>R&amp;D</w:t>
       </w:r>
       <w:r>
         <w:rPr>
@@ -205,15 +344,16 @@
           <w:color w:val="101110"/>
           <w:sz w:val="22"/>
         </w:rPr>
-        <w:t xml:space="preserve"> Build a </w:t>
+        <w:t xml:space="preserve"> should show the biggest overspend (Variance % around </w:t>
       </w:r>
       <w:r>
         <w:rPr>
-          <w:rFonts w:ascii="Consolas" w:hAnsi="Consolas"/>
-          <w:color w:val="333333"/>
+          <w:rFonts w:ascii="Calibri" w:hAnsi="Calibri"/>
+          <w:b/>
+          <w:color w:val="101110"/>
           <w:sz w:val="22"/>
         </w:rPr>
-        <w:t>Variance %</w:t>
+        <w:t>+13%</w:t>
       </w:r>
       <w:r>
         <w:rPr>
@@ -221,101 +361,7 @@
           <w:color w:val="101110"/>
           <w:sz w:val="22"/>
         </w:rPr>
-        <w:t xml:space="preserve"> column and roll up by department</w:t>
-      </w:r>
-    </w:p>
-    <w:p>
-      <w:pPr>
-        <w:spacing w:after="120"/>
-      </w:pPr>
-      <w:r>
-        <w:rPr>
-          <w:rFonts w:ascii="Calibri" w:hAnsi="Calibri"/>
-          <w:color w:val="101110"/>
-          <w:sz w:val="22"/>
-        </w:rPr>
-        <w:t xml:space="preserve">with </w:t>
-      </w:r>
-      <w:r>
-        <w:rPr>
-          <w:rFonts w:ascii="Consolas" w:hAnsi="Consolas"/>
-          <w:color w:val="333333"/>
-          <w:sz w:val="22"/>
-        </w:rPr>
-        <w:t>GROUPBY</w:t>
-      </w:r>
-      <w:r>
-        <w:rPr>
-          <w:rFonts w:ascii="Calibri" w:hAnsi="Calibri"/>
-          <w:color w:val="101110"/>
-          <w:sz w:val="22"/>
-        </w:rPr>
-        <w:t>/</w:t>
-      </w:r>
-      <w:r>
-        <w:rPr>
-          <w:rFonts w:ascii="Consolas" w:hAnsi="Consolas"/>
-          <w:color w:val="333333"/>
-          <w:sz w:val="22"/>
-        </w:rPr>
-        <w:t>SORT</w:t>
-      </w:r>
-      <w:r>
-        <w:rPr>
-          <w:rFonts w:ascii="Calibri" w:hAnsi="Calibri"/>
-          <w:color w:val="101110"/>
-          <w:sz w:val="22"/>
-        </w:rPr>
-        <w:t xml:space="preserve"> (or </w:t>
-      </w:r>
-      <w:r>
-        <w:rPr>
-          <w:rFonts w:ascii="Consolas" w:hAnsi="Consolas"/>
-          <w:color w:val="333333"/>
-          <w:sz w:val="22"/>
-        </w:rPr>
-        <w:t>UNIQUE</w:t>
-      </w:r>
-      <w:r>
-        <w:rPr>
-          <w:rFonts w:ascii="Calibri" w:hAnsi="Calibri"/>
-          <w:color w:val="101110"/>
-          <w:sz w:val="22"/>
-        </w:rPr>
-        <w:t xml:space="preserve"> + </w:t>
-      </w:r>
-      <w:r>
-        <w:rPr>
-          <w:rFonts w:ascii="Consolas" w:hAnsi="Consolas"/>
-          <w:color w:val="333333"/>
-          <w:sz w:val="22"/>
-        </w:rPr>
-        <w:t>SUMIFS</w:t>
-      </w:r>
-      <w:r>
-        <w:rPr>
-          <w:rFonts w:ascii="Calibri" w:hAnsi="Calibri"/>
-          <w:color w:val="101110"/>
-          <w:sz w:val="22"/>
-        </w:rPr>
-        <w:t xml:space="preserve">). Ask AI to draft it, then ask it to </w:t>
-      </w:r>
-      <w:r>
-        <w:rPr>
-          <w:rFonts w:ascii="Calibri" w:hAnsi="Calibri"/>
-          <w:i/>
-          <w:color w:val="101110"/>
-          <w:sz w:val="22"/>
-        </w:rPr>
-        <w:t>explain</w:t>
-      </w:r>
-      <w:r>
-        <w:rPr>
-          <w:rFonts w:ascii="Calibri" w:hAnsi="Calibri"/>
-          <w:color w:val="101110"/>
-          <w:sz w:val="22"/>
-        </w:rPr>
-        <w:t xml:space="preserve"> the formula back to you.</w:t>
+        <w:t>).</w:t>
       </w:r>
     </w:p>
     <w:p>
@@ -331,7 +377,7 @@
           <w:color w:val="101110"/>
           <w:sz w:val="22"/>
         </w:rPr>
-        <w:t>Road 2 — Python in Excel.</w:t>
+        <w:t>Customer Success</w:t>
       </w:r>
       <w:r>
         <w:rPr>
@@ -339,15 +385,16 @@
           <w:color w:val="101110"/>
           <w:sz w:val="22"/>
         </w:rPr>
-        <w:t xml:space="preserve"> </w:t>
+        <w:t xml:space="preserve"> should be the biggest underspend (around </w:t>
       </w:r>
       <w:r>
         <w:rPr>
-          <w:rFonts w:ascii="Consolas" w:hAnsi="Consolas"/>
-          <w:color w:val="333333"/>
+          <w:rFonts w:ascii="Calibri" w:hAnsi="Calibri"/>
+          <w:b/>
+          <w:color w:val="101110"/>
           <w:sz w:val="22"/>
         </w:rPr>
-        <w:t>=PY(</w:t>
+        <w:t>−9%</w:t>
       </w:r>
       <w:r>
         <w:rPr>
@@ -355,84 +402,7 @@
           <w:color w:val="101110"/>
           <w:sz w:val="22"/>
         </w:rPr>
-        <w:t xml:space="preserve"> → load </w:t>
-      </w:r>
-      <w:r>
-        <w:rPr>
-          <w:rFonts w:ascii="Consolas" w:hAnsi="Consolas"/>
-          <w:color w:val="333333"/>
-          <w:sz w:val="22"/>
-        </w:rPr>
-        <w:t>BudgetActual</w:t>
-      </w:r>
-      <w:r>
-        <w:rPr>
-          <w:rFonts w:ascii="Calibri" w:hAnsi="Calibri"/>
-          <w:color w:val="101110"/>
-          <w:sz w:val="22"/>
-        </w:rPr>
-        <w:t xml:space="preserve"> with </w:t>
-      </w:r>
-      <w:r>
-        <w:rPr>
-          <w:rFonts w:ascii="Consolas" w:hAnsi="Consolas"/>
-          <w:color w:val="333333"/>
-          <w:sz w:val="22"/>
-        </w:rPr>
-        <w:t>xl()</w:t>
-      </w:r>
-      <w:r>
-        <w:rPr>
-          <w:rFonts w:ascii="Calibri" w:hAnsi="Calibri"/>
-          <w:color w:val="101110"/>
-          <w:sz w:val="22"/>
-        </w:rPr>
-        <w:t xml:space="preserve"> →</w:t>
-      </w:r>
-    </w:p>
-    <w:p>
-      <w:pPr>
-        <w:spacing w:after="120"/>
-      </w:pPr>
-      <w:r>
-        <w:rPr>
-          <w:rFonts w:ascii="Consolas" w:hAnsi="Consolas"/>
-          <w:color w:val="333333"/>
-          <w:sz w:val="22"/>
-        </w:rPr>
-        <w:t>groupby("Department")</w:t>
-      </w:r>
-      <w:r>
-        <w:rPr>
-          <w:rFonts w:ascii="Calibri" w:hAnsi="Calibri"/>
-          <w:color w:val="101110"/>
-          <w:sz w:val="22"/>
-        </w:rPr>
-        <w:t xml:space="preserve"> → add a variance column → sort.</w:t>
-      </w:r>
-    </w:p>
-    <w:p>
-      <w:pPr>
-        <w:pStyle w:val="ListBullet"/>
-        <w:spacing w:after="40"/>
-        <w:ind w:left="432" w:hanging="259"/>
-      </w:pPr>
-      <w:r>
-        <w:rPr>
-          <w:rFonts w:ascii="Calibri" w:hAnsi="Calibri"/>
-          <w:b/>
-          <w:color w:val="101110"/>
-          <w:sz w:val="22"/>
-        </w:rPr>
-        <w:t>Road 3 — Copilot.</w:t>
-      </w:r>
-      <w:r>
-        <w:rPr>
-          <w:rFonts w:ascii="Calibri" w:hAnsi="Calibri"/>
-          <w:color w:val="101110"/>
-          <w:sz w:val="22"/>
-        </w:rPr>
-        <w:t xml:space="preserve"> Select the Table and ask Copilot to summarize Actual vs</w:t>
+        <w:t>).</w:t>
       </w:r>
     </w:p>
     <w:p>
@@ -445,42 +415,7 @@
           <w:color w:val="101110"/>
           <w:sz w:val="22"/>
         </w:rPr>
-        <w:t>Budget by department and flag the overspenders. Verify any formula it writes.</w:t>
-      </w:r>
-    </w:p>
-    <w:p>
-      <w:pPr>
-        <w:spacing w:after="120"/>
-      </w:pPr>
-      <w:r>
-        <w:rPr>
-          <w:rFonts w:ascii="Calibri" w:hAnsi="Calibri"/>
-          <w:b/>
-          <w:color w:val="101110"/>
-          <w:sz w:val="22"/>
-        </w:rPr>
-        <w:t>Check your work:</w:t>
-      </w:r>
-      <w:r>
-        <w:rPr>
-          <w:rFonts w:ascii="Calibri" w:hAnsi="Calibri"/>
-          <w:color w:val="101110"/>
-          <w:sz w:val="22"/>
-        </w:rPr>
-        <w:t xml:space="preserve"> R&amp;D should be the biggest overspend (~+13%); Customer Success the biggest underspend (~−9%); total ~+3.3% over budget.</w:t>
-      </w:r>
-    </w:p>
-    <w:p>
-      <w:pPr>
-        <w:spacing w:after="120"/>
-      </w:pPr>
-      <w:r>
-        <w:rPr>
-          <w:rFonts w:ascii="Calibri" w:hAnsi="Calibri"/>
-          <w:color w:val="101110"/>
-          <w:sz w:val="22"/>
-        </w:rPr>
-        <w:t xml:space="preserve">Solution code for all three roads: </w:t>
+        <w:t xml:space="preserve">The worked answer is in </w:t>
       </w:r>
       <w:r>
         <w:rPr>
@@ -488,7 +423,7 @@
           <w:color w:val="333333"/>
           <w:sz w:val="22"/>
         </w:rPr>
-        <w:t>solutions/session-2-formulas-python-solution.md</w:t>
+        <w:t>Instructor Notes / Session 2 - Solution (Formulas &amp; Python)</w:t>
       </w:r>
       <w:r>
         <w:rPr>
@@ -510,7 +445,7 @@
           <w:color w:val="101110"/>
           <w:sz w:val="30"/>
         </w:rPr>
-        <w:t>Part 2 — Ask a new question (required)</w:t>
+        <w:t>Share (required)</w:t>
       </w:r>
     </w:p>
     <w:p>
@@ -523,120 +458,7 @@
           <w:color w:val="101110"/>
           <w:sz w:val="22"/>
         </w:rPr>
-        <w:t xml:space="preserve">Pose one question the slides didn't answer — e.g. </w:t>
-      </w:r>
-      <w:r>
-        <w:rPr>
-          <w:rFonts w:ascii="Calibri" w:hAnsi="Calibri"/>
-          <w:i/>
-          <w:color w:val="101110"/>
-          <w:sz w:val="22"/>
-        </w:rPr>
-        <w:t>"Which month was worst across all departments?"</w:t>
-      </w:r>
-      <w:r>
-        <w:rPr>
-          <w:rFonts w:ascii="Calibri" w:hAnsi="Calibri"/>
-          <w:color w:val="101110"/>
-          <w:sz w:val="22"/>
-        </w:rPr>
-        <w:t xml:space="preserve"> or </w:t>
-      </w:r>
-      <w:r>
-        <w:rPr>
-          <w:rFonts w:ascii="Calibri" w:hAnsi="Calibri"/>
-          <w:i/>
-          <w:color w:val="101110"/>
-          <w:sz w:val="22"/>
-        </w:rPr>
-        <w:t>"Which category drives Marketing's overspend?"</w:t>
-      </w:r>
-      <w:r>
-        <w:rPr>
-          <w:rFonts w:ascii="Calibri" w:hAnsi="Calibri"/>
-          <w:color w:val="101110"/>
-          <w:sz w:val="22"/>
-        </w:rPr>
-        <w:t xml:space="preserve"> (use the </w:t>
-      </w:r>
-      <w:r>
-        <w:rPr>
-          <w:rFonts w:ascii="Consolas" w:hAnsi="Consolas"/>
-          <w:color w:val="333333"/>
-          <w:sz w:val="22"/>
-        </w:rPr>
-        <w:t>Transactions</w:t>
-      </w:r>
-      <w:r>
-        <w:rPr>
-          <w:rFonts w:ascii="Calibri" w:hAnsi="Calibri"/>
-          <w:color w:val="101110"/>
-          <w:sz w:val="22"/>
-        </w:rPr>
-        <w:t xml:space="preserve"> table). Answer it with any tool.</w:t>
-      </w:r>
-    </w:p>
-    <w:p>
-      <w:pPr>
-        <w:spacing w:after="120"/>
-      </w:pPr>
-      <w:r>
-        <w:rPr>
-          <w:rFonts w:ascii="Calibri" w:hAnsi="Calibri"/>
-          <w:color w:val="101110"/>
-          <w:sz w:val="22"/>
-        </w:rPr>
-        <w:t xml:space="preserve">Write down the </w:t>
-      </w:r>
-      <w:r>
-        <w:rPr>
-          <w:rFonts w:ascii="Calibri" w:hAnsi="Calibri"/>
-          <w:b/>
-          <w:color w:val="101110"/>
-          <w:sz w:val="22"/>
-        </w:rPr>
-        <w:t>exact prompt</w:t>
-      </w:r>
-      <w:r>
-        <w:rPr>
-          <w:rFonts w:ascii="Calibri" w:hAnsi="Calibri"/>
-          <w:color w:val="101110"/>
-          <w:sz w:val="22"/>
-        </w:rPr>
-        <w:t xml:space="preserve"> you gave the AI. Then improve it once using the </w:t>
-      </w:r>
-      <w:r>
-        <w:rPr>
-          <w:rFonts w:ascii="Calibri" w:hAnsi="Calibri"/>
-          <w:b/>
-          <w:color w:val="101110"/>
-          <w:sz w:val="22"/>
-        </w:rPr>
-        <w:t>Context → Goal → Constraints</w:t>
-      </w:r>
-      <w:r>
-        <w:rPr>
-          <w:rFonts w:ascii="Calibri" w:hAnsi="Calibri"/>
-          <w:color w:val="101110"/>
-          <w:sz w:val="22"/>
-        </w:rPr>
-        <w:t xml:space="preserve"> pattern and note what changed. (Cheat sheet: </w:t>
-      </w:r>
-      <w:r>
-        <w:rPr>
-          <w:rFonts w:ascii="Consolas" w:hAnsi="Consolas"/>
-          <w:color w:val="333333"/>
-          <w:sz w:val="22"/>
-        </w:rPr>
-        <w:t>prompts/prompt-cheat-sheet.md</w:t>
-      </w:r>
-      <w:r>
-        <w:rPr>
-          <w:rFonts w:ascii="Calibri" w:hAnsi="Calibri"/>
-          <w:color w:val="101110"/>
-          <w:sz w:val="22"/>
-        </w:rPr>
-        <w:t>.)</w:t>
+        <w:t>Post a screenshot of your three columns in the Slack channel.</w:t>
       </w:r>
     </w:p>
     <w:p>
@@ -650,7 +472,7 @@
           <w:color w:val="101110"/>
           <w:sz w:val="30"/>
         </w:rPr>
-        <w:t>Part 3 — Bring your own data (sets up your capstone)</w:t>
+        <w:t>Optional (only if you want to)</w:t>
       </w:r>
     </w:p>
     <w:p>
@@ -663,41 +485,7 @@
           <w:color w:val="101110"/>
           <w:sz w:val="22"/>
         </w:rPr>
-        <w:t xml:space="preserve">Pick a </w:t>
-      </w:r>
-      <w:r>
-        <w:rPr>
-          <w:rFonts w:ascii="Calibri" w:hAnsi="Calibri"/>
-          <w:b/>
-          <w:color w:val="101110"/>
-          <w:sz w:val="22"/>
-        </w:rPr>
-        <w:t>real, recurring report</w:t>
-      </w:r>
-      <w:r>
-        <w:rPr>
-          <w:rFonts w:ascii="Calibri" w:hAnsi="Calibri"/>
-          <w:color w:val="101110"/>
-          <w:sz w:val="22"/>
-        </w:rPr>
-        <w:t xml:space="preserve"> you make at work. Export or rebuild a </w:t>
-      </w:r>
-      <w:r>
-        <w:rPr>
-          <w:rFonts w:ascii="Calibri" w:hAnsi="Calibri"/>
-          <w:b/>
-          <w:color w:val="101110"/>
-          <w:sz w:val="22"/>
-        </w:rPr>
-        <w:t>small, anonymized sample</w:t>
-      </w:r>
-      <w:r>
-        <w:rPr>
-          <w:rFonts w:ascii="Calibri" w:hAnsi="Calibri"/>
-          <w:color w:val="101110"/>
-          <w:sz w:val="22"/>
-        </w:rPr>
-        <w:t xml:space="preserve"> of its source data. You'll turn this into your capstone in Session 3, so choose something you'd genuinely like to automate.</w:t>
+        <w:t>Try the same three formulas on a small, anonymized sample of a report you actually make. This is also a great candidate for your capstone. Completely optional.</w:t>
       </w:r>
     </w:p>
     <w:p>
@@ -711,241 +499,10 @@
       <w:r>
         <w:rPr>
           <w:rFonts w:ascii="Calibri" w:hAnsi="Calibri"/>
-          <w:b/>
           <w:color w:val="3A3D38"/>
           <w:sz w:val="22"/>
         </w:rPr>
-        <w:t>Data safety:</w:t>
-      </w:r>
-      <w:r>
-        <w:rPr>
-          <w:rFonts w:ascii="Calibri" w:hAnsi="Calibri"/>
-          <w:color w:val="3A3D38"/>
-          <w:sz w:val="22"/>
-        </w:rPr>
-        <w:t xml:space="preserve"> anonymize. Keep confidential or regulated data out of public AI tools unless your org has approved them.</w:t>
-      </w:r>
-    </w:p>
-    <w:p>
-      <w:pPr>
-        <w:spacing w:before="40" w:after="160"/>
-        <w:pBdr>
-          <w:bottom w:val="single" w:sz="18" w:space="1" w:color="B1E882"/>
-        </w:pBdr>
-      </w:pPr>
-    </w:p>
-    <w:p>
-      <w:pPr>
-        <w:spacing w:before="200" w:after="60"/>
-      </w:pPr>
-      <w:r>
-        <w:rPr>
-          <w:rFonts w:ascii="Calibri" w:hAnsi="Calibri"/>
-          <w:b/>
-          <w:color w:val="101110"/>
-          <w:sz w:val="30"/>
-        </w:rPr>
-        <w:t>Submit (required)</w:t>
-      </w:r>
-    </w:p>
-    <w:p>
-      <w:pPr>
-        <w:spacing w:after="120"/>
-      </w:pPr>
-      <w:r>
-        <w:rPr>
-          <w:rFonts w:ascii="Calibri" w:hAnsi="Calibri"/>
-          <w:color w:val="101110"/>
-          <w:sz w:val="22"/>
-        </w:rPr>
-        <w:t>Post in Slack:</w:t>
-      </w:r>
-    </w:p>
-    <w:p>
-      <w:pPr>
-        <w:pStyle w:val="ListNumber"/>
-        <w:spacing w:after="40"/>
-        <w:ind w:left="432" w:hanging="259"/>
-      </w:pPr>
-      <w:r>
-        <w:rPr>
-          <w:rFonts w:ascii="Calibri" w:hAnsi="Calibri"/>
-          <w:color w:val="101110"/>
-          <w:sz w:val="22"/>
-        </w:rPr>
-        <w:t xml:space="preserve">Your </w:t>
-      </w:r>
-      <w:r>
-        <w:rPr>
-          <w:rFonts w:ascii="Calibri" w:hAnsi="Calibri"/>
-          <w:b/>
-          <w:color w:val="101110"/>
-          <w:sz w:val="22"/>
-        </w:rPr>
-        <w:t>chart or summary</w:t>
-      </w:r>
-      <w:r>
-        <w:rPr>
-          <w:rFonts w:ascii="Calibri" w:hAnsi="Calibri"/>
-          <w:color w:val="101110"/>
-          <w:sz w:val="22"/>
-        </w:rPr>
-        <w:t xml:space="preserve"> from Part 1 (screenshot).</w:t>
-      </w:r>
-    </w:p>
-    <w:p>
-      <w:pPr>
-        <w:pStyle w:val="ListNumber"/>
-        <w:spacing w:after="40"/>
-        <w:ind w:left="432" w:hanging="259"/>
-      </w:pPr>
-      <w:r>
-        <w:rPr>
-          <w:rFonts w:ascii="Calibri" w:hAnsi="Calibri"/>
-          <w:color w:val="101110"/>
-          <w:sz w:val="22"/>
-        </w:rPr>
-        <w:t xml:space="preserve">The </w:t>
-      </w:r>
-      <w:r>
-        <w:rPr>
-          <w:rFonts w:ascii="Calibri" w:hAnsi="Calibri"/>
-          <w:b/>
-          <w:color w:val="101110"/>
-          <w:sz w:val="22"/>
-        </w:rPr>
-        <w:t>before/after prompt</w:t>
-      </w:r>
-      <w:r>
-        <w:rPr>
-          <w:rFonts w:ascii="Calibri" w:hAnsi="Calibri"/>
-          <w:color w:val="101110"/>
-          <w:sz w:val="22"/>
-        </w:rPr>
-        <w:t xml:space="preserve"> from Part 2 and one line on what improving it changed.</w:t>
-      </w:r>
-    </w:p>
-    <w:p>
-      <w:pPr>
-        <w:pStyle w:val="ListNumber"/>
-        <w:spacing w:after="40"/>
-        <w:ind w:left="432" w:hanging="259"/>
-      </w:pPr>
-      <w:r>
-        <w:rPr>
-          <w:rFonts w:ascii="Calibri" w:hAnsi="Calibri"/>
-          <w:color w:val="101110"/>
-          <w:sz w:val="22"/>
-        </w:rPr>
-        <w:t xml:space="preserve">One line naming the </w:t>
-      </w:r>
-      <w:r>
-        <w:rPr>
-          <w:rFonts w:ascii="Calibri" w:hAnsi="Calibri"/>
-          <w:b/>
-          <w:color w:val="101110"/>
-          <w:sz w:val="22"/>
-        </w:rPr>
-        <w:t>recurring report</w:t>
-      </w:r>
-      <w:r>
-        <w:rPr>
-          <w:rFonts w:ascii="Calibri" w:hAnsi="Calibri"/>
-          <w:color w:val="101110"/>
-          <w:sz w:val="22"/>
-        </w:rPr>
-        <w:t xml:space="preserve"> you'll use for your capstone.</w:t>
-      </w:r>
-    </w:p>
-    <w:p>
-      <w:pPr>
-        <w:spacing w:before="200" w:after="60"/>
-      </w:pPr>
-      <w:r>
-        <w:rPr>
-          <w:rFonts w:ascii="Calibri" w:hAnsi="Calibri"/>
-          <w:b/>
-          <w:color w:val="101110"/>
-          <w:sz w:val="30"/>
-        </w:rPr>
-        <w:t>Self-check</w:t>
-      </w:r>
-    </w:p>
-    <w:p>
-      <w:pPr>
-        <w:pStyle w:val="ListBullet"/>
-        <w:spacing w:after="40"/>
-        <w:ind w:left="432" w:hanging="259"/>
-      </w:pPr>
-      <w:r>
-        <w:rPr>
-          <w:rFonts w:ascii="Calibri" w:hAnsi="Calibri"/>
-          <w:color w:val="101110"/>
-          <w:sz w:val="22"/>
-        </w:rPr>
-        <w:t>[ ] My department ranking matches the reference (R&amp;D top, Customer Success bottom)</w:t>
-      </w:r>
-    </w:p>
-    <w:p>
-      <w:pPr>
-        <w:pStyle w:val="ListBullet"/>
-        <w:spacing w:after="40"/>
-        <w:ind w:left="432" w:hanging="259"/>
-      </w:pPr>
-      <w:r>
-        <w:rPr>
-          <w:rFonts w:ascii="Calibri" w:hAnsi="Calibri"/>
-          <w:color w:val="101110"/>
-          <w:sz w:val="22"/>
-        </w:rPr>
-        <w:t xml:space="preserve">[ ] I asked AI to </w:t>
-      </w:r>
-      <w:r>
-        <w:rPr>
-          <w:rFonts w:ascii="Calibri" w:hAnsi="Calibri"/>
-          <w:i/>
-          <w:color w:val="101110"/>
-          <w:sz w:val="22"/>
-        </w:rPr>
-        <w:t>explain</w:t>
-      </w:r>
-      <w:r>
-        <w:rPr>
-          <w:rFonts w:ascii="Calibri" w:hAnsi="Calibri"/>
-          <w:color w:val="101110"/>
-          <w:sz w:val="22"/>
-        </w:rPr>
-        <w:t xml:space="preserve"> something, not just produce it</w:t>
-      </w:r>
-    </w:p>
-    <w:p>
-      <w:pPr>
-        <w:pStyle w:val="ListBullet"/>
-        <w:spacing w:after="40"/>
-        <w:ind w:left="432" w:hanging="259"/>
-      </w:pPr>
-      <w:r>
-        <w:rPr>
-          <w:rFonts w:ascii="Calibri" w:hAnsi="Calibri"/>
-          <w:color w:val="101110"/>
-          <w:sz w:val="22"/>
-        </w:rPr>
-        <w:t>[ ] My improved prompt names the data, the goal, and at least one constraint</w:t>
-      </w:r>
-    </w:p>
-    <w:p>
-      <w:pPr>
-        <w:pStyle w:val="ListBullet"/>
-        <w:spacing w:after="40"/>
-        <w:ind w:left="432" w:hanging="259"/>
-      </w:pPr>
-      <w:r>
-        <w:rPr>
-          <w:rFonts w:ascii="Calibri" w:hAnsi="Calibri"/>
-          <w:color w:val="101110"/>
-          <w:sz w:val="22"/>
-        </w:rPr>
-        <w:t>[ ] I've chosen (and anonymized) the data for my capstone</w:t>
+        <w:t>Keep confidential data out of public AI tools unless your organization has approved them.</w:t>
       </w:r>
     </w:p>
     <w:sectPr>

--- a/Session 2 - Formulas, Analysis & Summaries/Exercise.docx
+++ b/Session 2 - Formulas, Analysis & Summaries/Exercise.docx
@@ -13,7 +13,7 @@
           <w:color w:val="6FA63C"/>
           <w:sz w:val="22"/>
         </w:rPr>
-        <w:t>SESSION 2 EXERCISE</w:t>
+        <w:t>SESSION 2 IN-SESSION EXERCISE</w:t>
       </w:r>
     </w:p>
     <w:p>
@@ -27,7 +27,7 @@
           <w:color w:val="101110"/>
           <w:sz w:val="44"/>
         </w:rPr>
-        <w:t>Session 2 — Take‑Home Exercise</w:t>
+        <w:t>Session 2 — In‑Session Exercise</w:t>
       </w:r>
     </w:p>
     <w:p>
@@ -49,7 +49,7 @@
           <w:color w:val="101110"/>
           <w:sz w:val="22"/>
         </w:rPr>
-        <w:t>Time:</w:t>
+        <w:t>We do this together, live in class.</w:t>
       </w:r>
       <w:r>
         <w:rPr>
@@ -57,25 +57,13 @@
           <w:color w:val="101110"/>
           <w:sz w:val="22"/>
         </w:rPr>
-        <w:t xml:space="preserve"> about 20 minutes · </w:t>
+        <w:t xml:space="preserve"> Follow along during the demo, take a few minutes on your own, then we regroup and compare. Nothing is left for homework.</w:t>
       </w:r>
-      <w:r>
-        <w:rPr>
-          <w:rFonts w:ascii="Calibri" w:hAnsi="Calibri"/>
-          <w:b/>
-          <w:color w:val="101110"/>
-          <w:sz w:val="22"/>
-        </w:rPr>
-        <w:t>Tool:</w:t>
-      </w:r>
-      <w:r>
-        <w:rPr>
-          <w:rFonts w:ascii="Calibri" w:hAnsi="Calibri"/>
-          <w:color w:val="101110"/>
-          <w:sz w:val="22"/>
-        </w:rPr>
-        <w:t xml:space="preserve"> Excel formulas (with AI help, like in class) </w:t>
-      </w:r>
+    </w:p>
+    <w:p>
+      <w:pPr>
+        <w:spacing w:after="120"/>
+      </w:pPr>
       <w:r>
         <w:rPr>
           <w:rFonts w:ascii="Calibri" w:hAnsi="Calibri"/>
@@ -107,7 +95,7 @@
           <w:color w:val="101110"/>
           <w:sz w:val="22"/>
         </w:rPr>
-        <w:t xml:space="preserve"> (in this session's folder), the </w:t>
+        <w:t xml:space="preserve"> — the </w:t>
       </w:r>
       <w:r>
         <w:rPr>
@@ -129,6 +117,100 @@
     </w:p>
     <w:p>
       <w:pPr>
+        <w:spacing w:before="200" w:after="60"/>
+      </w:pPr>
+      <w:r>
+        <w:rPr>
+          <w:rFonts w:ascii="Calibri" w:hAnsi="Calibri"/>
+          <w:b/>
+          <w:color w:val="101110"/>
+          <w:sz w:val="30"/>
+        </w:rPr>
+        <w:t>Follow along (with the instructor)</w:t>
+      </w:r>
+    </w:p>
+    <w:p>
+      <w:pPr>
+        <w:pStyle w:val="ListNumber"/>
+        <w:spacing w:after="40"/>
+        <w:ind w:left="432" w:hanging="259"/>
+      </w:pPr>
+      <w:r>
+        <w:rPr>
+          <w:rFonts w:ascii="Calibri" w:hAnsi="Calibri"/>
+          <w:color w:val="101110"/>
+          <w:sz w:val="22"/>
+        </w:rPr>
+        <w:t xml:space="preserve">Add a </w:t>
+      </w:r>
+      <w:r>
+        <w:rPr>
+          <w:rFonts w:ascii="Calibri" w:hAnsi="Calibri"/>
+          <w:b/>
+          <w:color w:val="101110"/>
+          <w:sz w:val="22"/>
+        </w:rPr>
+        <w:t>Variance</w:t>
+      </w:r>
+      <w:r>
+        <w:rPr>
+          <w:rFonts w:ascii="Calibri" w:hAnsi="Calibri"/>
+          <w:color w:val="101110"/>
+          <w:sz w:val="22"/>
+        </w:rPr>
+        <w:t xml:space="preserve"> column: </w:t>
+      </w:r>
+      <w:r>
+        <w:rPr>
+          <w:rFonts w:ascii="Consolas" w:hAnsi="Consolas"/>
+          <w:color w:val="333333"/>
+          <w:sz w:val="22"/>
+        </w:rPr>
+        <w:t>= [@Actual] - [@Budget]</w:t>
+      </w:r>
+      <w:r>
+        <w:rPr>
+          <w:rFonts w:ascii="Calibri" w:hAnsi="Calibri"/>
+          <w:color w:val="101110"/>
+          <w:sz w:val="22"/>
+        </w:rPr>
+        <w:t>.</w:t>
+      </w:r>
+    </w:p>
+    <w:p>
+      <w:pPr>
+        <w:pStyle w:val="ListNumber"/>
+        <w:spacing w:after="40"/>
+        <w:ind w:left="432" w:hanging="259"/>
+      </w:pPr>
+      <w:r>
+        <w:rPr>
+          <w:rFonts w:ascii="Calibri" w:hAnsi="Calibri"/>
+          <w:color w:val="101110"/>
+          <w:sz w:val="22"/>
+        </w:rPr>
+        <w:t xml:space="preserve">Ask your AI assistant for a </w:t>
+      </w:r>
+      <w:r>
+        <w:rPr>
+          <w:rFonts w:ascii="Calibri" w:hAnsi="Calibri"/>
+          <w:b/>
+          <w:color w:val="101110"/>
+          <w:sz w:val="22"/>
+        </w:rPr>
+        <w:t>Variance %</w:t>
+      </w:r>
+      <w:r>
+        <w:rPr>
+          <w:rFonts w:ascii="Calibri" w:hAnsi="Calibri"/>
+          <w:color w:val="101110"/>
+          <w:sz w:val="22"/>
+        </w:rPr>
+        <w:t xml:space="preserve"> formula; paste it, read it aloud,</w:t>
+      </w:r>
+    </w:p>
+    <w:p>
+      <w:pPr>
         <w:spacing w:after="120"/>
       </w:pPr>
       <w:r>
@@ -137,7 +219,7 @@
           <w:color w:val="101110"/>
           <w:sz w:val="22"/>
         </w:rPr>
-        <w:t>This is the same variance work we did together in class — now on your own. Same table, same formulas. Nothing new.</w:t>
+        <w:t>and check one row by hand.</w:t>
       </w:r>
     </w:p>
     <w:p>
@@ -151,7 +233,7 @@
           <w:color w:val="101110"/>
           <w:sz w:val="30"/>
         </w:rPr>
-        <w:t>What to do</w:t>
+        <w:t>Your turn (a few minutes, on your own)</w:t>
       </w:r>
     </w:p>
     <w:p>
@@ -164,7 +246,7 @@
           <w:color w:val="101110"/>
           <w:sz w:val="22"/>
         </w:rPr>
-        <w:t xml:space="preserve">On the </w:t>
+        <w:t xml:space="preserve">Add a </w:t>
       </w:r>
       <w:r>
         <w:rPr>
@@ -173,7 +255,7 @@
           <w:color w:val="101110"/>
           <w:sz w:val="22"/>
         </w:rPr>
-        <w:t>BudgetActual</w:t>
+        <w:t>% of Budget</w:t>
       </w:r>
       <w:r>
         <w:rPr>
@@ -181,103 +263,7 @@
           <w:color w:val="101110"/>
           <w:sz w:val="22"/>
         </w:rPr>
-        <w:t xml:space="preserve"> table, recreate the three columns we built in class:</w:t>
-      </w:r>
-    </w:p>
-    <w:p>
-      <w:pPr>
-        <w:pStyle w:val="ListNumber"/>
-        <w:spacing w:after="40"/>
-        <w:ind w:left="432" w:hanging="259"/>
-      </w:pPr>
-      <w:r>
-        <w:rPr>
-          <w:rFonts w:ascii="Calibri" w:hAnsi="Calibri"/>
-          <w:b/>
-          <w:color w:val="101110"/>
-          <w:sz w:val="22"/>
-        </w:rPr>
-        <w:t>Variance:</w:t>
-      </w:r>
-      <w:r>
-        <w:rPr>
-          <w:rFonts w:ascii="Calibri" w:hAnsi="Calibri"/>
-          <w:color w:val="101110"/>
-          <w:sz w:val="22"/>
-        </w:rPr>
-        <w:t xml:space="preserve"> </w:t>
-      </w:r>
-      <w:r>
-        <w:rPr>
-          <w:rFonts w:ascii="Consolas" w:hAnsi="Consolas"/>
-          <w:color w:val="333333"/>
-          <w:sz w:val="22"/>
-        </w:rPr>
-        <w:t>= [@Actual] - [@Budget]</w:t>
-      </w:r>
-    </w:p>
-    <w:p>
-      <w:pPr>
-        <w:pStyle w:val="ListNumber"/>
-        <w:spacing w:after="40"/>
-        <w:ind w:left="432" w:hanging="259"/>
-      </w:pPr>
-      <w:r>
-        <w:rPr>
-          <w:rFonts w:ascii="Calibri" w:hAnsi="Calibri"/>
-          <w:b/>
-          <w:color w:val="101110"/>
-          <w:sz w:val="22"/>
-        </w:rPr>
-        <w:t>Variance %:</w:t>
-      </w:r>
-      <w:r>
-        <w:rPr>
-          <w:rFonts w:ascii="Calibri" w:hAnsi="Calibri"/>
-          <w:color w:val="101110"/>
-          <w:sz w:val="22"/>
-        </w:rPr>
-        <w:t xml:space="preserve"> </w:t>
-      </w:r>
-      <w:r>
-        <w:rPr>
-          <w:rFonts w:ascii="Consolas" w:hAnsi="Consolas"/>
-          <w:color w:val="333333"/>
-          <w:sz w:val="22"/>
-        </w:rPr>
-        <w:t>= ([@Actual] - [@Budget]) / [@Budget]</w:t>
-      </w:r>
-      <w:r>
-        <w:rPr>
-          <w:rFonts w:ascii="Calibri" w:hAnsi="Calibri"/>
-          <w:color w:val="101110"/>
-          <w:sz w:val="22"/>
-        </w:rPr>
-        <w:t xml:space="preserve"> (format as a percent)</w:t>
-      </w:r>
-    </w:p>
-    <w:p>
-      <w:pPr>
-        <w:pStyle w:val="ListNumber"/>
-        <w:spacing w:after="40"/>
-        <w:ind w:left="432" w:hanging="259"/>
-      </w:pPr>
-      <w:r>
-        <w:rPr>
-          <w:rFonts w:ascii="Calibri" w:hAnsi="Calibri"/>
-          <w:b/>
-          <w:color w:val="101110"/>
-          <w:sz w:val="22"/>
-        </w:rPr>
-        <w:t>% of Budget:</w:t>
-      </w:r>
-      <w:r>
-        <w:rPr>
-          <w:rFonts w:ascii="Calibri" w:hAnsi="Calibri"/>
-          <w:color w:val="101110"/>
-          <w:sz w:val="22"/>
-        </w:rPr>
-        <w:t xml:space="preserve"> </w:t>
+        <w:t xml:space="preserve"> column: </w:t>
       </w:r>
       <w:r>
         <w:rPr>
@@ -293,7 +279,21 @@
           <w:color w:val="101110"/>
           <w:sz w:val="22"/>
         </w:rPr>
-        <w:t xml:space="preserve"> (format as a percent)</w:t>
+        <w:t>, formatted as a percent. Ask the AI to write it for you if you like — exactly how we just did Variance %. One column, one formula.</w:t>
+      </w:r>
+    </w:p>
+    <w:p>
+      <w:pPr>
+        <w:spacing w:before="200" w:after="60"/>
+      </w:pPr>
+      <w:r>
+        <w:rPr>
+          <w:rFonts w:ascii="Calibri" w:hAnsi="Calibri"/>
+          <w:b/>
+          <w:color w:val="101110"/>
+          <w:sz w:val="30"/>
+        </w:rPr>
+        <w:t>We regroup</w:t>
       </w:r>
     </w:p>
     <w:p>
@@ -306,7 +306,7 @@
           <w:color w:val="101110"/>
           <w:sz w:val="22"/>
         </w:rPr>
-        <w:t>If you'd like, ask your AI assistant to write any of these for you — exactly how we did it in class — then read the result and check one row by hand.</w:t>
+        <w:t>We'll build the column together and compare a couple of values.</w:t>
       </w:r>
     </w:p>
     <w:p>
@@ -344,7 +344,7 @@
           <w:color w:val="101110"/>
           <w:sz w:val="22"/>
         </w:rPr>
-        <w:t xml:space="preserve"> should show the biggest overspend (Variance % around </w:t>
+        <w:t xml:space="preserve"> shows the biggest overspend (Variance % around </w:t>
       </w:r>
       <w:r>
         <w:rPr>
@@ -385,7 +385,7 @@
           <w:color w:val="101110"/>
           <w:sz w:val="22"/>
         </w:rPr>
-        <w:t xml:space="preserve"> should be the biggest underspend (around </w:t>
+        <w:t xml:space="preserve"> is the biggest underspend (around </w:t>
       </w:r>
       <w:r>
         <w:rPr>
@@ -407,35 +407,6 @@
     </w:p>
     <w:p>
       <w:pPr>
-        <w:spacing w:after="120"/>
-      </w:pPr>
-      <w:r>
-        <w:rPr>
-          <w:rFonts w:ascii="Calibri" w:hAnsi="Calibri"/>
-          <w:color w:val="101110"/>
-          <w:sz w:val="22"/>
-        </w:rPr>
-        <w:t xml:space="preserve">The worked answer is in </w:t>
-      </w:r>
-      <w:r>
-        <w:rPr>
-          <w:rFonts w:ascii="Consolas" w:hAnsi="Consolas"/>
-          <w:color w:val="333333"/>
-          <w:sz w:val="22"/>
-        </w:rPr>
-        <w:t>Instructor Notes / Session 2 - Solution (Formulas &amp; Python)</w:t>
-      </w:r>
-      <w:r>
-        <w:rPr>
-          <w:rFonts w:ascii="Calibri" w:hAnsi="Calibri"/>
-          <w:color w:val="101110"/>
-          <w:sz w:val="22"/>
-        </w:rPr>
-        <w:t>.</w:t>
-      </w:r>
-    </w:p>
-    <w:p>
-      <w:pPr>
         <w:spacing w:before="200" w:after="60"/>
       </w:pPr>
       <w:r>
@@ -445,7 +416,7 @@
           <w:color w:val="101110"/>
           <w:sz w:val="30"/>
         </w:rPr>
-        <w:t>Share (required)</w:t>
+        <w:t>Optional, anytime after class</w:t>
       </w:r>
     </w:p>
     <w:p>
@@ -458,34 +429,7 @@
           <w:color w:val="101110"/>
           <w:sz w:val="22"/>
         </w:rPr>
-        <w:t>Post a screenshot of your three columns in the Slack channel.</w:t>
-      </w:r>
-    </w:p>
-    <w:p>
-      <w:pPr>
-        <w:spacing w:before="200" w:after="60"/>
-      </w:pPr>
-      <w:r>
-        <w:rPr>
-          <w:rFonts w:ascii="Calibri" w:hAnsi="Calibri"/>
-          <w:b/>
-          <w:color w:val="101110"/>
-          <w:sz w:val="30"/>
-        </w:rPr>
-        <w:t>Optional (only if you want to)</w:t>
-      </w:r>
-    </w:p>
-    <w:p>
-      <w:pPr>
-        <w:spacing w:after="120"/>
-      </w:pPr>
-      <w:r>
-        <w:rPr>
-          <w:rFonts w:ascii="Calibri" w:hAnsi="Calibri"/>
-          <w:color w:val="101110"/>
-          <w:sz w:val="22"/>
-        </w:rPr>
-        <w:t>Try the same three formulas on a small, anonymized sample of a report you actually make. This is also a great candidate for your capstone. Completely optional.</w:t>
+        <w:t>If you'd like, try the same formulas on a small, anonymized sample of a report you actually make — also a great candidate for your capstone. Completely optional.</w:t>
       </w:r>
     </w:p>
     <w:p>

--- a/Session 2 - Formulas, Analysis & Summaries/Exercise.docx
+++ b/Session 2 - Formulas, Analysis & Summaries/Exercise.docx
@@ -13,7 +13,7 @@
           <w:color w:val="6FA63C"/>
           <w:sz w:val="22"/>
         </w:rPr>
-        <w:t>SESSION 2 IN-SESSION EXERCISE</w:t>
+        <w:t>SESSION 2 YOUR TURN</w:t>
       </w:r>
     </w:p>
     <w:p>
@@ -27,7 +27,7 @@
           <w:color w:val="101110"/>
           <w:sz w:val="44"/>
         </w:rPr>
-        <w:t>Session 2 — In‑Session Exercise</w:t>
+        <w:t>Session 2 — Your Turn (In‑Session Exercise)</w:t>
       </w:r>
     </w:p>
     <w:p>
@@ -49,7 +49,7 @@
           <w:color w:val="101110"/>
           <w:sz w:val="22"/>
         </w:rPr>
-        <w:t>We do this together, live in class.</w:t>
+        <w:t>Do this live in class</w:t>
       </w:r>
       <w:r>
         <w:rPr>
@@ -57,7 +57,24 @@
           <w:color w:val="101110"/>
           <w:sz w:val="22"/>
         </w:rPr>
-        <w:t xml:space="preserve"> Follow along during the demo, take a few minutes on your own, then we regroup and compare. Nothing is left for homework.</w:t>
+        <w:t xml:space="preserve">, on your own, right after the demo. Same analysis we just did together — on a </w:t>
+      </w:r>
+      <w:r>
+        <w:rPr>
+          <w:rFonts w:ascii="Calibri" w:hAnsi="Calibri"/>
+          <w:b/>
+          <w:color w:val="101110"/>
+          <w:sz w:val="22"/>
+        </w:rPr>
+        <w:t>new dataset</w:t>
+      </w:r>
+      <w:r>
+        <w:rPr>
+          <w:rFonts w:ascii="Calibri" w:hAnsi="Calibri"/>
+          <w:color w:val="101110"/>
+          <w:sz w:val="22"/>
+        </w:rPr>
+        <w:t>. We'll regroup and build it together.</w:t>
       </w:r>
     </w:p>
     <w:p>
@@ -87,7 +104,7 @@
           <w:color w:val="333333"/>
           <w:sz w:val="22"/>
         </w:rPr>
-        <w:t>Data/budget-vs-actual.xlsx</w:t>
+        <w:t>Data/sales-quota-vs-actual.xlsx</w:t>
       </w:r>
       <w:r>
         <w:rPr>
@@ -104,7 +121,7 @@
           <w:color w:val="101110"/>
           <w:sz w:val="22"/>
         </w:rPr>
-        <w:t>BudgetActual</w:t>
+        <w:t>QuotaActual</w:t>
       </w:r>
       <w:r>
         <w:rPr>
@@ -112,7 +129,7 @@
           <w:color w:val="101110"/>
           <w:sz w:val="22"/>
         </w:rPr>
-        <w:t xml:space="preserve"> table</w:t>
+        <w:t xml:space="preserve"> table (sales quota vs actual, by rep and quarter)</w:t>
       </w:r>
     </w:p>
     <w:p>
@@ -126,7 +143,20 @@
           <w:color w:val="101110"/>
           <w:sz w:val="30"/>
         </w:rPr>
-        <w:t>Follow along (with the instructor)</w:t>
+        <w:t>Your task: find who beat quota and who missed</w:t>
+      </w:r>
+    </w:p>
+    <w:p>
+      <w:pPr>
+        <w:spacing w:after="120"/>
+      </w:pPr>
+      <w:r>
+        <w:rPr>
+          <w:rFonts w:ascii="Calibri" w:hAnsi="Calibri"/>
+          <w:color w:val="101110"/>
+          <w:sz w:val="22"/>
+        </w:rPr>
+        <w:t>Work on the QuotaActual table, the same formulas as the demo:</w:t>
       </w:r>
     </w:p>
     <w:p>
@@ -135,14 +165,6 @@
         <w:spacing w:after="40"/>
         <w:ind w:left="432" w:hanging="259"/>
       </w:pPr>
-      <w:r>
-        <w:rPr>
-          <w:rFonts w:ascii="Calibri" w:hAnsi="Calibri"/>
-          <w:color w:val="101110"/>
-          <w:sz w:val="22"/>
-        </w:rPr>
-        <w:t xml:space="preserve">Add a </w:t>
-      </w:r>
       <w:r>
         <w:rPr>
           <w:rFonts w:ascii="Calibri" w:hAnsi="Calibri"/>
@@ -166,15 +188,7 @@
           <w:color w:val="333333"/>
           <w:sz w:val="22"/>
         </w:rPr>
-        <w:t>= [@Actual] - [@Budget]</w:t>
-      </w:r>
-      <w:r>
-        <w:rPr>
-          <w:rFonts w:ascii="Calibri" w:hAnsi="Calibri"/>
-          <w:color w:val="101110"/>
-          <w:sz w:val="22"/>
-        </w:rPr>
-        <w:t>.</w:t>
+        <w:t>= [@Actual] - [@Quota]</w:t>
       </w:r>
     </w:p>
     <w:p>
@@ -183,14 +197,6 @@
         <w:spacing w:after="40"/>
         <w:ind w:left="432" w:hanging="259"/>
       </w:pPr>
-      <w:r>
-        <w:rPr>
-          <w:rFonts w:ascii="Calibri" w:hAnsi="Calibri"/>
-          <w:color w:val="101110"/>
-          <w:sz w:val="22"/>
-        </w:rPr>
-        <w:t xml:space="preserve">Ask your AI assistant for a </w:t>
-      </w:r>
       <w:r>
         <w:rPr>
           <w:rFonts w:ascii="Calibri" w:hAnsi="Calibri"/>
@@ -206,48 +212,31 @@
           <w:color w:val="101110"/>
           <w:sz w:val="22"/>
         </w:rPr>
-        <w:t xml:space="preserve"> formula; paste it, read it aloud,</w:t>
+        <w:t xml:space="preserve"> column: </w:t>
       </w:r>
-    </w:p>
-    <w:p>
-      <w:pPr>
-        <w:spacing w:after="120"/>
-      </w:pPr>
+      <w:r>
+        <w:rPr>
+          <w:rFonts w:ascii="Consolas" w:hAnsi="Consolas"/>
+          <w:color w:val="333333"/>
+          <w:sz w:val="22"/>
+        </w:rPr>
+        <w:t>= ([@Actual] - [@Quota]) / [@Quota]</w:t>
+      </w:r>
       <w:r>
         <w:rPr>
           <w:rFonts w:ascii="Calibri" w:hAnsi="Calibri"/>
           <w:color w:val="101110"/>
           <w:sz w:val="22"/>
         </w:rPr>
-        <w:t>and check one row by hand.</w:t>
+        <w:t xml:space="preserve"> (format as a percent)</w:t>
       </w:r>
     </w:p>
     <w:p>
       <w:pPr>
-        <w:spacing w:before="200" w:after="60"/>
+        <w:pStyle w:val="ListNumber"/>
+        <w:spacing w:after="40"/>
+        <w:ind w:left="432" w:hanging="259"/>
       </w:pPr>
-      <w:r>
-        <w:rPr>
-          <w:rFonts w:ascii="Calibri" w:hAnsi="Calibri"/>
-          <w:b/>
-          <w:color w:val="101110"/>
-          <w:sz w:val="30"/>
-        </w:rPr>
-        <w:t>Your turn (a few minutes, on your own)</w:t>
-      </w:r>
-    </w:p>
-    <w:p>
-      <w:pPr>
-        <w:spacing w:after="120"/>
-      </w:pPr>
-      <w:r>
-        <w:rPr>
-          <w:rFonts w:ascii="Calibri" w:hAnsi="Calibri"/>
-          <w:color w:val="101110"/>
-          <w:sz w:val="22"/>
-        </w:rPr>
-        <w:t xml:space="preserve">Add a </w:t>
-      </w:r>
       <w:r>
         <w:rPr>
           <w:rFonts w:ascii="Calibri" w:hAnsi="Calibri"/>
@@ -255,7 +244,7 @@
           <w:color w:val="101110"/>
           <w:sz w:val="22"/>
         </w:rPr>
-        <w:t>% of Budget</w:t>
+        <w:t>% of Quota</w:t>
       </w:r>
       <w:r>
         <w:rPr>
@@ -271,7 +260,7 @@
           <w:color w:val="333333"/>
           <w:sz w:val="22"/>
         </w:rPr>
-        <w:t>= [@Actual] / [@Budget]</w:t>
+        <w:t>= [@Actual] / [@Quota]</w:t>
       </w:r>
       <w:r>
         <w:rPr>
@@ -279,21 +268,31 @@
           <w:color w:val="101110"/>
           <w:sz w:val="22"/>
         </w:rPr>
-        <w:t>, formatted as a percent. Ask the AI to write it for you if you like — exactly how we just did Variance %. One column, one formula.</w:t>
+        <w:t xml:space="preserve"> (format as a percent)</w:t>
       </w:r>
     </w:p>
     <w:p>
       <w:pPr>
-        <w:spacing w:before="200" w:after="60"/>
+        <w:pStyle w:val="ListNumber"/>
+        <w:spacing w:after="40"/>
+        <w:ind w:left="432" w:hanging="259"/>
       </w:pPr>
       <w:r>
         <w:rPr>
           <w:rFonts w:ascii="Calibri" w:hAnsi="Calibri"/>
           <w:b/>
           <w:color w:val="101110"/>
-          <w:sz w:val="30"/>
+          <w:sz w:val="22"/>
         </w:rPr>
-        <w:t>We regroup</w:t>
+        <w:t>Roll up by rep</w:t>
+      </w:r>
+      <w:r>
+        <w:rPr>
+          <w:rFonts w:ascii="Calibri" w:hAnsi="Calibri"/>
+          <w:color w:val="101110"/>
+          <w:sz w:val="22"/>
+        </w:rPr>
+        <w:t xml:space="preserve"> — total Actual and Quota per rep, then variance % per rep.</w:t>
       </w:r>
     </w:p>
     <w:p>
@@ -306,7 +305,129 @@
           <w:color w:val="101110"/>
           <w:sz w:val="22"/>
         </w:rPr>
-        <w:t>We'll build the column together and compare a couple of values.</w:t>
+        <w:t>Use a dynamic array (</w:t>
+      </w:r>
+      <w:r>
+        <w:rPr>
+          <w:rFonts w:ascii="Consolas" w:hAnsi="Consolas"/>
+          <w:color w:val="333333"/>
+          <w:sz w:val="22"/>
+        </w:rPr>
+        <w:t>GROUPBY</w:t>
+      </w:r>
+      <w:r>
+        <w:rPr>
+          <w:rFonts w:ascii="Calibri" w:hAnsi="Calibri"/>
+          <w:color w:val="101110"/>
+          <w:sz w:val="22"/>
+        </w:rPr>
+        <w:t xml:space="preserve"> / </w:t>
+      </w:r>
+      <w:r>
+        <w:rPr>
+          <w:rFonts w:ascii="Consolas" w:hAnsi="Consolas"/>
+          <w:color w:val="333333"/>
+          <w:sz w:val="22"/>
+        </w:rPr>
+        <w:t>SORT</w:t>
+      </w:r>
+      <w:r>
+        <w:rPr>
+          <w:rFonts w:ascii="Calibri" w:hAnsi="Calibri"/>
+          <w:color w:val="101110"/>
+          <w:sz w:val="22"/>
+        </w:rPr>
+        <w:t xml:space="preserve">) or </w:t>
+      </w:r>
+      <w:r>
+        <w:rPr>
+          <w:rFonts w:ascii="Consolas" w:hAnsi="Consolas"/>
+          <w:color w:val="333333"/>
+          <w:sz w:val="22"/>
+        </w:rPr>
+        <w:t>UNIQUE</w:t>
+      </w:r>
+      <w:r>
+        <w:rPr>
+          <w:rFonts w:ascii="Calibri" w:hAnsi="Calibri"/>
+          <w:color w:val="101110"/>
+          <w:sz w:val="22"/>
+        </w:rPr>
+        <w:t xml:space="preserve"> + </w:t>
+      </w:r>
+      <w:r>
+        <w:rPr>
+          <w:rFonts w:ascii="Consolas" w:hAnsi="Consolas"/>
+          <w:color w:val="333333"/>
+          <w:sz w:val="22"/>
+        </w:rPr>
+        <w:t>SUMIFS</w:t>
+      </w:r>
+      <w:r>
+        <w:rPr>
+          <w:rFonts w:ascii="Calibri" w:hAnsi="Calibri"/>
+          <w:color w:val="101110"/>
+          <w:sz w:val="22"/>
+        </w:rPr>
+        <w:t>, like the demo. Ask the AI to draft or explain any of these — then check one row by hand.</w:t>
+      </w:r>
+    </w:p>
+    <w:p>
+      <w:pPr>
+        <w:pStyle w:val="ListNumber"/>
+        <w:spacing w:after="40"/>
+        <w:ind w:left="432" w:hanging="259"/>
+      </w:pPr>
+      <w:r>
+        <w:rPr>
+          <w:rFonts w:ascii="Calibri" w:hAnsi="Calibri"/>
+          <w:b/>
+          <w:color w:val="101110"/>
+          <w:sz w:val="22"/>
+        </w:rPr>
+        <w:t>Answer the question:</w:t>
+      </w:r>
+      <w:r>
+        <w:rPr>
+          <w:rFonts w:ascii="Calibri" w:hAnsi="Calibri"/>
+          <w:color w:val="101110"/>
+          <w:sz w:val="22"/>
+        </w:rPr>
+        <w:t xml:space="preserve"> who is most </w:t>
+      </w:r>
+      <w:r>
+        <w:rPr>
+          <w:rFonts w:ascii="Calibri" w:hAnsi="Calibri"/>
+          <w:i/>
+          <w:color w:val="101110"/>
+          <w:sz w:val="22"/>
+        </w:rPr>
+        <w:t>over</w:t>
+      </w:r>
+      <w:r>
+        <w:rPr>
+          <w:rFonts w:ascii="Calibri" w:hAnsi="Calibri"/>
+          <w:color w:val="101110"/>
+          <w:sz w:val="22"/>
+        </w:rPr>
+        <w:t xml:space="preserve"> quota, and who is most </w:t>
+      </w:r>
+      <w:r>
+        <w:rPr>
+          <w:rFonts w:ascii="Calibri" w:hAnsi="Calibri"/>
+          <w:i/>
+          <w:color w:val="101110"/>
+          <w:sz w:val="22"/>
+        </w:rPr>
+        <w:t>under</w:t>
+      </w:r>
+      <w:r>
+        <w:rPr>
+          <w:rFonts w:ascii="Calibri" w:hAnsi="Calibri"/>
+          <w:color w:val="101110"/>
+          <w:sz w:val="22"/>
+        </w:rPr>
+        <w:t>?</w:t>
       </w:r>
     </w:p>
     <w:p>
@@ -332,19 +453,10 @@
       <w:r>
         <w:rPr>
           <w:rFonts w:ascii="Calibri" w:hAnsi="Calibri"/>
-          <w:b/>
           <w:color w:val="101110"/>
           <w:sz w:val="22"/>
         </w:rPr>
-        <w:t>R&amp;D</w:t>
-      </w:r>
-      <w:r>
-        <w:rPr>
-          <w:rFonts w:ascii="Calibri" w:hAnsi="Calibri"/>
-          <w:color w:val="101110"/>
-          <w:sz w:val="22"/>
-        </w:rPr>
-        <w:t xml:space="preserve"> shows the biggest overspend (Variance % around </w:t>
+        <w:t xml:space="preserve">Most </w:t>
       </w:r>
       <w:r>
         <w:rPr>
@@ -353,7 +465,41 @@
           <w:color w:val="101110"/>
           <w:sz w:val="22"/>
         </w:rPr>
-        <w:t>+13%</w:t>
+        <w:t>over</w:t>
+      </w:r>
+      <w:r>
+        <w:rPr>
+          <w:rFonts w:ascii="Calibri" w:hAnsi="Calibri"/>
+          <w:color w:val="101110"/>
+          <w:sz w:val="22"/>
+        </w:rPr>
+        <w:t xml:space="preserve"> quota: </w:t>
+      </w:r>
+      <w:r>
+        <w:rPr>
+          <w:rFonts w:ascii="Calibri" w:hAnsi="Calibri"/>
+          <w:b/>
+          <w:color w:val="101110"/>
+          <w:sz w:val="22"/>
+        </w:rPr>
+        <w:t>Devi</w:t>
+      </w:r>
+      <w:r>
+        <w:rPr>
+          <w:rFonts w:ascii="Calibri" w:hAnsi="Calibri"/>
+          <w:color w:val="101110"/>
+          <w:sz w:val="22"/>
+        </w:rPr>
+        <w:t xml:space="preserve"> (around </w:t>
+      </w:r>
+      <w:r>
+        <w:rPr>
+          <w:rFonts w:ascii="Calibri" w:hAnsi="Calibri"/>
+          <w:b/>
+          <w:color w:val="101110"/>
+          <w:sz w:val="22"/>
+        </w:rPr>
+        <w:t>+22%</w:t>
       </w:r>
       <w:r>
         <w:rPr>
@@ -373,19 +519,10 @@
       <w:r>
         <w:rPr>
           <w:rFonts w:ascii="Calibri" w:hAnsi="Calibri"/>
-          <w:b/>
           <w:color w:val="101110"/>
           <w:sz w:val="22"/>
         </w:rPr>
-        <w:t>Customer Success</w:t>
-      </w:r>
-      <w:r>
-        <w:rPr>
-          <w:rFonts w:ascii="Calibri" w:hAnsi="Calibri"/>
-          <w:color w:val="101110"/>
-          <w:sz w:val="22"/>
-        </w:rPr>
-        <w:t xml:space="preserve"> is the biggest underspend (around </w:t>
+        <w:t xml:space="preserve">Most </w:t>
       </w:r>
       <w:r>
         <w:rPr>
@@ -394,7 +531,41 @@
           <w:color w:val="101110"/>
           <w:sz w:val="22"/>
         </w:rPr>
-        <w:t>−9%</w:t>
+        <w:t>under</w:t>
+      </w:r>
+      <w:r>
+        <w:rPr>
+          <w:rFonts w:ascii="Calibri" w:hAnsi="Calibri"/>
+          <w:color w:val="101110"/>
+          <w:sz w:val="22"/>
+        </w:rPr>
+        <w:t xml:space="preserve"> quota: </w:t>
+      </w:r>
+      <w:r>
+        <w:rPr>
+          <w:rFonts w:ascii="Calibri" w:hAnsi="Calibri"/>
+          <w:b/>
+          <w:color w:val="101110"/>
+          <w:sz w:val="22"/>
+        </w:rPr>
+        <w:t>Booker</w:t>
+      </w:r>
+      <w:r>
+        <w:rPr>
+          <w:rFonts w:ascii="Calibri" w:hAnsi="Calibri"/>
+          <w:color w:val="101110"/>
+          <w:sz w:val="22"/>
+        </w:rPr>
+        <w:t xml:space="preserve"> (around </w:t>
+      </w:r>
+      <w:r>
+        <w:rPr>
+          <w:rFonts w:ascii="Calibri" w:hAnsi="Calibri"/>
+          <w:b/>
+          <w:color w:val="101110"/>
+          <w:sz w:val="22"/>
+        </w:rPr>
+        <w:t>−4%</w:t>
       </w:r>
       <w:r>
         <w:rPr>
@@ -416,7 +587,7 @@
           <w:color w:val="101110"/>
           <w:sz w:val="30"/>
         </w:rPr>
-        <w:t>Optional, anytime after class</w:t>
+        <w:t>If you finish early</w:t>
       </w:r>
     </w:p>
     <w:p>
@@ -429,7 +600,50 @@
           <w:color w:val="101110"/>
           <w:sz w:val="22"/>
         </w:rPr>
-        <w:t>If you'd like, try the same formulas on a small, anonymized sample of a report you actually make — also a great candidate for your capstone. Completely optional.</w:t>
+        <w:t>Ask your AI assistant: "Which quarter was strongest across all reps?" Then verify it against the table. Optional.</w:t>
+      </w:r>
+    </w:p>
+    <w:p>
+      <w:pPr>
+        <w:spacing w:before="200" w:after="60"/>
+      </w:pPr>
+      <w:r>
+        <w:rPr>
+          <w:rFonts w:ascii="Calibri" w:hAnsi="Calibri"/>
+          <w:b/>
+          <w:color w:val="101110"/>
+          <w:sz w:val="30"/>
+        </w:rPr>
+        <w:t>Stuck?</w:t>
+      </w:r>
+    </w:p>
+    <w:p>
+      <w:pPr>
+        <w:spacing w:after="120"/>
+      </w:pPr>
+      <w:r>
+        <w:rPr>
+          <w:rFonts w:ascii="Calibri" w:hAnsi="Calibri"/>
+          <w:color w:val="101110"/>
+          <w:sz w:val="22"/>
+        </w:rPr>
+        <w:t xml:space="preserve">That's fine — we regroup next. The worked answer (same formulas, different columns) is in </w:t>
+      </w:r>
+      <w:r>
+        <w:rPr>
+          <w:rFonts w:ascii="Consolas" w:hAnsi="Consolas"/>
+          <w:color w:val="333333"/>
+          <w:sz w:val="22"/>
+        </w:rPr>
+        <w:t>Instructor Notes / Session 2 - Solution (Formulas &amp; Python)</w:t>
+      </w:r>
+      <w:r>
+        <w:rPr>
+          <w:rFonts w:ascii="Calibri" w:hAnsi="Calibri"/>
+          <w:color w:val="101110"/>
+          <w:sz w:val="22"/>
+        </w:rPr>
+        <w:t>.</w:t>
       </w:r>
     </w:p>
     <w:p>
